--- a/documents/icca/iCCA_2_Cancer_Roadmap_Questions.docx
+++ b/documents/icca/iCCA_2_Cancer_Roadmap_Questions.docx
@@ -5445,7 +5445,7 @@
                 <w:i w:val="0"/>
                 <w:sz w:val="19"/>
               </w:rPr>
-              <w:t>Supports transplant consideration for cirrhotic tumours of 3 cm or less (moderate evidence and strength) and confines non-cirrhotic disease to investigational protocols; reports 5-year survival spanning 25–73%, too wide for a selection rule.</w:t>
+              <w:t>Supports transplant consideration for cirrhotic tumours of 3 cm or less (moderate evidence and strength) and confines non-cirrhotic disease to investigational protocols; it reports 5-year survival spanning 25–73%, which the roadmap calls too wide for a selection rule.</w:t>
             </w:r>
           </w:p>
         </w:tc>
